--- a/Knowledge/3-Work knowledge/1-Software Engineering/2-Testing/5-My Source/1-ISTQB Foundation Level/5-Test Management/5-Test Techniques/3-Types of Experience-Based Techniques/4-Checklist-Based Testing.docx
+++ b/Knowledge/3-Work knowledge/1-Software Engineering/2-Testing/5-My Source/1-ISTQB Foundation Level/5-Test Management/5-Test Techniques/3-Types of Experience-Based Techniques/4-Checklist-Based Testing.docx
@@ -33,51 +33,77 @@
       </w:pPr>
       <w:r>
         <w:rPr>
-          <w:b/>
-          <w:shd w:val="clear" w:color="auto" w:fill="B7B7B7"/>
-        </w:rPr>
-        <w:t># Source</w:t>
-      </w:r>
-      <w:r>
-        <w:rPr>
-          <w:shd w:val="clear" w:color="auto" w:fill="B7B7B7"/>
-        </w:rPr>
-        <w:t xml:space="preserve">: </w:t>
-      </w:r>
-      <w:r>
-        <w:rPr>
-          <w:b/>
-          <w:shd w:val="clear" w:color="auto" w:fill="B7B7B7"/>
-        </w:rPr>
-        <w:t xml:space="preserve">Chatgpt </w:t>
-      </w:r>
-      <w:r>
-        <w:rPr>
-          <w:b/>
-          <w:sz w:val="14"/>
-          <w:szCs w:val="14"/>
-          <w:shd w:val="clear" w:color="auto" w:fill="B7B7B7"/>
-        </w:rPr>
-        <w:t>(GPT</w:t>
-      </w:r>
-      <w:r>
-        <w:rPr>
-          <w:rFonts w:ascii="Cambria Math" w:hAnsi="Cambria Math" w:cs="Cambria Math"/>
-          <w:b/>
-          <w:sz w:val="14"/>
-          <w:szCs w:val="14"/>
-          <w:shd w:val="clear" w:color="auto" w:fill="B7B7B7"/>
+          <w:rFonts w:ascii="Arial" w:eastAsia="Arial" w:hAnsi="Arial" w:cs="Arial"/>
+          <w:b/>
+          <w:color w:val="000000"/>
+          <w:sz w:val="18"/>
+          <w:highlight w:val="lightGray"/>
+        </w:rPr>
+        <w:t># Source: AI Source: Provided by: [Data Path</w:t>
+      </w:r>
+      <w:r>
+        <w:rPr>
+          <w:rFonts w:ascii="Arial" w:eastAsia="Arial" w:hAnsi="Arial" w:cs="Arial"/>
+          <w:color w:val="000000"/>
+          <w:sz w:val="18"/>
+          <w:highlight w:val="lightGray"/>
+        </w:rPr>
+        <w:t xml:space="preserve">: Persons Table -&gt; ID Column: 1, Name_En Column: Motasem Essam] -&gt; </w:t>
+      </w:r>
+      <w:r>
+        <w:rPr>
+          <w:rFonts w:ascii="Arial" w:eastAsia="Arial" w:hAnsi="Arial" w:cs="Arial"/>
+          <w:b/>
+          <w:color w:val="000000"/>
+          <w:sz w:val="18"/>
+          <w:highlight w:val="lightGray"/>
+        </w:rPr>
+        <w:t>From:</w:t>
+      </w:r>
+      <w:r>
+        <w:rPr>
+          <w:rFonts w:ascii="Arial" w:eastAsia="Arial" w:hAnsi="Arial" w:cs="Arial"/>
+          <w:color w:val="000000"/>
+          <w:sz w:val="18"/>
+          <w:highlight w:val="lightGray"/>
+        </w:rPr>
+        <w:t xml:space="preserve"> [Chatgpt (GPT</w:t>
+      </w:r>
+      <w:r>
+        <w:rPr>
+          <w:rFonts w:ascii="Arial" w:eastAsia="Arial" w:hAnsi="Arial" w:cs="Cambria Math"/>
+          <w:color w:val="000000"/>
+          <w:sz w:val="18"/>
+          <w:highlight w:val="lightGray"/>
         </w:rPr>
         <w:t>‑</w:t>
       </w:r>
       <w:r>
         <w:rPr>
-          <w:b/>
-          <w:sz w:val="14"/>
-          <w:szCs w:val="14"/>
-          <w:shd w:val="clear" w:color="auto" w:fill="B7B7B7"/>
-        </w:rPr>
-        <w:t>5 Mini) at [8/16/2025]</w:t>
+          <w:rFonts w:ascii="Arial" w:eastAsia="Arial" w:hAnsi="Arial" w:cs="Arial"/>
+          <w:color w:val="000000"/>
+          <w:sz w:val="18"/>
+          <w:highlight w:val="lightGray"/>
+        </w:rPr>
+        <w:t xml:space="preserve">5 Mini)] </w:t>
+      </w:r>
+      <w:r>
+        <w:rPr>
+          <w:rFonts w:ascii="Arial" w:eastAsia="Arial" w:hAnsi="Arial" w:cs="Arial"/>
+          <w:b/>
+          <w:color w:val="000000"/>
+          <w:sz w:val="18"/>
+          <w:highlight w:val="lightGray"/>
+        </w:rPr>
+        <w:t>on</w:t>
+      </w:r>
+      <w:r>
+        <w:rPr>
+          <w:rFonts w:ascii="Arial" w:eastAsia="Arial" w:hAnsi="Arial"/>
+          <w:sz w:val="18"/>
+          <w:highlight w:val="lightGray"/>
+        </w:rPr>
+        <w:t xml:space="preserve"> [8/16/2025]</w:t>
       </w:r>
     </w:p>
     <w:p>
@@ -156,7 +182,7 @@
     </w:p>
     <w:p>
       <w:r>
-        <w:pict w14:anchorId="498D28D3">
+        <w:pict w14:anchorId="748AAD88">
           <v:rect id="_x0000_i1025" style="width:0;height:1.5pt" o:hralign="center" o:hrstd="t" o:hr="t" fillcolor="#a0a0a0" stroked="f"/>
         </w:pict>
       </w:r>
@@ -180,51 +206,77 @@
       </w:pPr>
       <w:r>
         <w:rPr>
-          <w:b/>
-          <w:shd w:val="clear" w:color="auto" w:fill="B7B7B7"/>
-        </w:rPr>
-        <w:t># Source</w:t>
-      </w:r>
-      <w:r>
-        <w:rPr>
-          <w:shd w:val="clear" w:color="auto" w:fill="B7B7B7"/>
-        </w:rPr>
-        <w:t xml:space="preserve">: </w:t>
-      </w:r>
-      <w:r>
-        <w:rPr>
-          <w:b/>
-          <w:shd w:val="clear" w:color="auto" w:fill="B7B7B7"/>
-        </w:rPr>
-        <w:t xml:space="preserve">Chatgpt </w:t>
-      </w:r>
-      <w:r>
-        <w:rPr>
-          <w:b/>
-          <w:sz w:val="14"/>
-          <w:szCs w:val="14"/>
-          <w:shd w:val="clear" w:color="auto" w:fill="B7B7B7"/>
-        </w:rPr>
-        <w:t>(GPT</w:t>
-      </w:r>
-      <w:r>
-        <w:rPr>
-          <w:rFonts w:ascii="Cambria Math" w:hAnsi="Cambria Math" w:cs="Cambria Math"/>
-          <w:b/>
-          <w:sz w:val="14"/>
-          <w:szCs w:val="14"/>
-          <w:shd w:val="clear" w:color="auto" w:fill="B7B7B7"/>
+          <w:rFonts w:ascii="Arial" w:eastAsia="Arial" w:hAnsi="Arial" w:cs="Arial"/>
+          <w:b/>
+          <w:color w:val="000000"/>
+          <w:sz w:val="18"/>
+          <w:highlight w:val="lightGray"/>
+        </w:rPr>
+        <w:t># Source: AI Source: Provided by: [Data Path</w:t>
+      </w:r>
+      <w:r>
+        <w:rPr>
+          <w:rFonts w:ascii="Arial" w:eastAsia="Arial" w:hAnsi="Arial" w:cs="Arial"/>
+          <w:color w:val="000000"/>
+          <w:sz w:val="18"/>
+          <w:highlight w:val="lightGray"/>
+        </w:rPr>
+        <w:t xml:space="preserve">: Persons Table -&gt; ID Column: 1, Name_En Column: Motasem Essam] -&gt; </w:t>
+      </w:r>
+      <w:r>
+        <w:rPr>
+          <w:rFonts w:ascii="Arial" w:eastAsia="Arial" w:hAnsi="Arial" w:cs="Arial"/>
+          <w:b/>
+          <w:color w:val="000000"/>
+          <w:sz w:val="18"/>
+          <w:highlight w:val="lightGray"/>
+        </w:rPr>
+        <w:t>From:</w:t>
+      </w:r>
+      <w:r>
+        <w:rPr>
+          <w:rFonts w:ascii="Arial" w:eastAsia="Arial" w:hAnsi="Arial" w:cs="Arial"/>
+          <w:color w:val="000000"/>
+          <w:sz w:val="18"/>
+          <w:highlight w:val="lightGray"/>
+        </w:rPr>
+        <w:t xml:space="preserve"> [Chatgpt (GPT</w:t>
+      </w:r>
+      <w:r>
+        <w:rPr>
+          <w:rFonts w:ascii="Arial" w:eastAsia="Arial" w:hAnsi="Arial" w:cs="Cambria Math"/>
+          <w:color w:val="000000"/>
+          <w:sz w:val="18"/>
+          <w:highlight w:val="lightGray"/>
         </w:rPr>
         <w:t>‑</w:t>
       </w:r>
       <w:r>
         <w:rPr>
-          <w:b/>
-          <w:sz w:val="14"/>
-          <w:szCs w:val="14"/>
-          <w:shd w:val="clear" w:color="auto" w:fill="B7B7B7"/>
-        </w:rPr>
-        <w:t>5 Mini) at [8/16/2025]</w:t>
+          <w:rFonts w:ascii="Arial" w:eastAsia="Arial" w:hAnsi="Arial" w:cs="Arial"/>
+          <w:color w:val="000000"/>
+          <w:sz w:val="18"/>
+          <w:highlight w:val="lightGray"/>
+        </w:rPr>
+        <w:t xml:space="preserve">5 Mini)] </w:t>
+      </w:r>
+      <w:r>
+        <w:rPr>
+          <w:rFonts w:ascii="Arial" w:eastAsia="Arial" w:hAnsi="Arial" w:cs="Arial"/>
+          <w:b/>
+          <w:color w:val="000000"/>
+          <w:sz w:val="18"/>
+          <w:highlight w:val="lightGray"/>
+        </w:rPr>
+        <w:t>on</w:t>
+      </w:r>
+      <w:r>
+        <w:rPr>
+          <w:rFonts w:ascii="Arial" w:eastAsia="Arial" w:hAnsi="Arial"/>
+          <w:sz w:val="18"/>
+          <w:highlight w:val="lightGray"/>
+        </w:rPr>
+        <w:t xml:space="preserve"> [8/16/2025]</w:t>
       </w:r>
     </w:p>
     <w:p>
@@ -233,7 +285,7 @@
           <w:ilvl w:val="0"/>
           <w:numId w:val="1"/>
         </w:numPr>
-        <w:spacing w:before="240"/>
+        <w:spacing w:before="240" w:after="0" w:line="276" w:lineRule="auto"/>
       </w:pPr>
       <w:r>
         <w:rPr>
@@ -267,6 +319,7 @@
           <w:ilvl w:val="0"/>
           <w:numId w:val="1"/>
         </w:numPr>
+        <w:spacing w:after="0" w:line="276" w:lineRule="auto"/>
       </w:pPr>
       <w:r>
         <w:rPr>
@@ -300,7 +353,7 @@
           <w:ilvl w:val="0"/>
           <w:numId w:val="1"/>
         </w:numPr>
-        <w:spacing w:after="240"/>
+        <w:spacing w:after="240" w:line="276" w:lineRule="auto"/>
       </w:pPr>
       <w:r>
         <w:rPr>
@@ -330,7 +383,7 @@
     </w:p>
     <w:p>
       <w:r>
-        <w:pict w14:anchorId="47640D9B">
+        <w:pict w14:anchorId="07302868">
           <v:rect id="_x0000_i1026" style="width:0;height:1.5pt" o:hralign="center" o:hrstd="t" o:hr="t" fillcolor="#a0a0a0" stroked="f"/>
         </w:pict>
       </w:r>
@@ -354,51 +407,77 @@
       </w:pPr>
       <w:r>
         <w:rPr>
-          <w:b/>
-          <w:shd w:val="clear" w:color="auto" w:fill="B7B7B7"/>
-        </w:rPr>
-        <w:t># Source</w:t>
-      </w:r>
-      <w:r>
-        <w:rPr>
-          <w:shd w:val="clear" w:color="auto" w:fill="B7B7B7"/>
-        </w:rPr>
-        <w:t xml:space="preserve">: </w:t>
-      </w:r>
-      <w:r>
-        <w:rPr>
-          <w:b/>
-          <w:shd w:val="clear" w:color="auto" w:fill="B7B7B7"/>
-        </w:rPr>
-        <w:t xml:space="preserve">Chatgpt </w:t>
-      </w:r>
-      <w:r>
-        <w:rPr>
-          <w:b/>
-          <w:sz w:val="14"/>
-          <w:szCs w:val="14"/>
-          <w:shd w:val="clear" w:color="auto" w:fill="B7B7B7"/>
-        </w:rPr>
-        <w:t>(GPT</w:t>
-      </w:r>
-      <w:r>
-        <w:rPr>
-          <w:rFonts w:ascii="Cambria Math" w:hAnsi="Cambria Math" w:cs="Cambria Math"/>
-          <w:b/>
-          <w:sz w:val="14"/>
-          <w:szCs w:val="14"/>
-          <w:shd w:val="clear" w:color="auto" w:fill="B7B7B7"/>
+          <w:rFonts w:ascii="Arial" w:eastAsia="Arial" w:hAnsi="Arial" w:cs="Arial"/>
+          <w:b/>
+          <w:color w:val="000000"/>
+          <w:sz w:val="18"/>
+          <w:highlight w:val="lightGray"/>
+        </w:rPr>
+        <w:t># Source: AI Source: Provided by: [Data Path</w:t>
+      </w:r>
+      <w:r>
+        <w:rPr>
+          <w:rFonts w:ascii="Arial" w:eastAsia="Arial" w:hAnsi="Arial" w:cs="Arial"/>
+          <w:color w:val="000000"/>
+          <w:sz w:val="18"/>
+          <w:highlight w:val="lightGray"/>
+        </w:rPr>
+        <w:t xml:space="preserve">: Persons Table -&gt; ID Column: 1, Name_En Column: Motasem Essam] -&gt; </w:t>
+      </w:r>
+      <w:r>
+        <w:rPr>
+          <w:rFonts w:ascii="Arial" w:eastAsia="Arial" w:hAnsi="Arial" w:cs="Arial"/>
+          <w:b/>
+          <w:color w:val="000000"/>
+          <w:sz w:val="18"/>
+          <w:highlight w:val="lightGray"/>
+        </w:rPr>
+        <w:t>From:</w:t>
+      </w:r>
+      <w:r>
+        <w:rPr>
+          <w:rFonts w:ascii="Arial" w:eastAsia="Arial" w:hAnsi="Arial" w:cs="Arial"/>
+          <w:color w:val="000000"/>
+          <w:sz w:val="18"/>
+          <w:highlight w:val="lightGray"/>
+        </w:rPr>
+        <w:t xml:space="preserve"> [Chatgpt (GPT</w:t>
+      </w:r>
+      <w:r>
+        <w:rPr>
+          <w:rFonts w:ascii="Arial" w:eastAsia="Arial" w:hAnsi="Arial" w:cs="Cambria Math"/>
+          <w:color w:val="000000"/>
+          <w:sz w:val="18"/>
+          <w:highlight w:val="lightGray"/>
         </w:rPr>
         <w:t>‑</w:t>
       </w:r>
       <w:r>
         <w:rPr>
-          <w:b/>
-          <w:sz w:val="14"/>
-          <w:szCs w:val="14"/>
-          <w:shd w:val="clear" w:color="auto" w:fill="B7B7B7"/>
-        </w:rPr>
-        <w:t>5 Mini) at [8/16/2025]</w:t>
+          <w:rFonts w:ascii="Arial" w:eastAsia="Arial" w:hAnsi="Arial" w:cs="Arial"/>
+          <w:color w:val="000000"/>
+          <w:sz w:val="18"/>
+          <w:highlight w:val="lightGray"/>
+        </w:rPr>
+        <w:t xml:space="preserve">5 Mini)] </w:t>
+      </w:r>
+      <w:r>
+        <w:rPr>
+          <w:rFonts w:ascii="Arial" w:eastAsia="Arial" w:hAnsi="Arial" w:cs="Arial"/>
+          <w:b/>
+          <w:color w:val="000000"/>
+          <w:sz w:val="18"/>
+          <w:highlight w:val="lightGray"/>
+        </w:rPr>
+        <w:t>on</w:t>
+      </w:r>
+      <w:r>
+        <w:rPr>
+          <w:rFonts w:ascii="Arial" w:eastAsia="Arial" w:hAnsi="Arial"/>
+          <w:sz w:val="18"/>
+          <w:highlight w:val="lightGray"/>
+        </w:rPr>
+        <w:t xml:space="preserve"> [8/16/2025]</w:t>
       </w:r>
     </w:p>
     <w:p>
@@ -407,7 +486,7 @@
           <w:ilvl w:val="0"/>
           <w:numId w:val="2"/>
         </w:numPr>
-        <w:spacing w:before="240"/>
+        <w:spacing w:before="240" w:after="0" w:line="276" w:lineRule="auto"/>
       </w:pPr>
       <w:r>
         <w:rPr>
@@ -435,6 +514,7 @@
           <w:ilvl w:val="1"/>
           <w:numId w:val="2"/>
         </w:numPr>
+        <w:spacing w:after="0" w:line="276" w:lineRule="auto"/>
         <w:rPr>
           <w:rFonts w:ascii="Roboto Mono" w:eastAsia="Roboto Mono" w:hAnsi="Roboto Mono" w:cs="Roboto Mono"/>
         </w:rPr>
@@ -458,15 +538,15 @@
           <w:ilvl w:val="1"/>
           <w:numId w:val="2"/>
         </w:numPr>
-        <w:rPr>
-          <w:rFonts w:ascii="Roboto Mono" w:eastAsia="Roboto Mono" w:hAnsi="Roboto Mono" w:cs="Roboto Mono"/>
-        </w:rPr>
-      </w:pPr>
-      <w:r>
-        <w:rPr>
-          <w:rFonts w:ascii="Roboto Mono" w:eastAsia="Roboto Mono" w:hAnsi="Roboto Mono" w:cs="Roboto Mono"/>
-        </w:rPr>
-        <w:lastRenderedPageBreak/>
+        <w:spacing w:after="0" w:line="276" w:lineRule="auto"/>
+        <w:rPr>
+          <w:rFonts w:ascii="Roboto Mono" w:eastAsia="Roboto Mono" w:hAnsi="Roboto Mono" w:cs="Roboto Mono"/>
+        </w:rPr>
+      </w:pPr>
+      <w:r>
+        <w:rPr>
+          <w:rFonts w:ascii="Roboto Mono" w:eastAsia="Roboto Mono" w:hAnsi="Roboto Mono" w:cs="Roboto Mono"/>
+        </w:rPr>
         <w:t>Form submission with empty fields.</w:t>
       </w:r>
       <w:r>
@@ -482,6 +562,7 @@
           <w:ilvl w:val="1"/>
           <w:numId w:val="2"/>
         </w:numPr>
+        <w:spacing w:after="0" w:line="276" w:lineRule="auto"/>
         <w:rPr>
           <w:rFonts w:ascii="Roboto Mono" w:eastAsia="Roboto Mono" w:hAnsi="Roboto Mono" w:cs="Roboto Mono"/>
         </w:rPr>
@@ -505,6 +586,7 @@
           <w:ilvl w:val="1"/>
           <w:numId w:val="2"/>
         </w:numPr>
+        <w:spacing w:after="0" w:line="276" w:lineRule="auto"/>
         <w:rPr>
           <w:rFonts w:ascii="Roboto Mono" w:eastAsia="Roboto Mono" w:hAnsi="Roboto Mono" w:cs="Roboto Mono"/>
         </w:rPr>
@@ -528,6 +610,7 @@
           <w:ilvl w:val="1"/>
           <w:numId w:val="2"/>
         </w:numPr>
+        <w:spacing w:after="0" w:line="276" w:lineRule="auto"/>
         <w:rPr>
           <w:rFonts w:ascii="Roboto Mono" w:eastAsia="Roboto Mono" w:hAnsi="Roboto Mono" w:cs="Roboto Mono"/>
         </w:rPr>
@@ -551,6 +634,7 @@
           <w:ilvl w:val="0"/>
           <w:numId w:val="2"/>
         </w:numPr>
+        <w:spacing w:after="0" w:line="276" w:lineRule="auto"/>
       </w:pPr>
       <w:r>
         <w:rPr>
@@ -578,6 +662,7 @@
           <w:ilvl w:val="1"/>
           <w:numId w:val="2"/>
         </w:numPr>
+        <w:spacing w:after="0" w:line="276" w:lineRule="auto"/>
         <w:rPr>
           <w:rFonts w:ascii="Roboto Mono" w:eastAsia="Roboto Mono" w:hAnsi="Roboto Mono" w:cs="Roboto Mono"/>
         </w:rPr>
@@ -601,6 +686,7 @@
           <w:ilvl w:val="1"/>
           <w:numId w:val="2"/>
         </w:numPr>
+        <w:spacing w:after="0" w:line="276" w:lineRule="auto"/>
         <w:rPr>
           <w:rFonts w:ascii="Roboto Mono" w:eastAsia="Roboto Mono" w:hAnsi="Roboto Mono" w:cs="Roboto Mono"/>
         </w:rPr>
@@ -624,6 +710,7 @@
           <w:ilvl w:val="1"/>
           <w:numId w:val="2"/>
         </w:numPr>
+        <w:spacing w:after="0" w:line="276" w:lineRule="auto"/>
         <w:rPr>
           <w:rFonts w:ascii="Roboto Mono" w:eastAsia="Roboto Mono" w:hAnsi="Roboto Mono" w:cs="Roboto Mono"/>
         </w:rPr>
@@ -647,6 +734,7 @@
           <w:ilvl w:val="1"/>
           <w:numId w:val="2"/>
         </w:numPr>
+        <w:spacing w:after="0" w:line="276" w:lineRule="auto"/>
         <w:rPr>
           <w:rFonts w:ascii="Roboto Mono" w:eastAsia="Roboto Mono" w:hAnsi="Roboto Mono" w:cs="Roboto Mono"/>
         </w:rPr>
@@ -670,6 +758,7 @@
           <w:ilvl w:val="1"/>
           <w:numId w:val="2"/>
         </w:numPr>
+        <w:spacing w:after="0" w:line="276" w:lineRule="auto"/>
         <w:rPr>
           <w:rFonts w:ascii="Roboto Mono" w:eastAsia="Roboto Mono" w:hAnsi="Roboto Mono" w:cs="Roboto Mono"/>
         </w:rPr>
@@ -693,7 +782,7 @@
           <w:ilvl w:val="1"/>
           <w:numId w:val="2"/>
         </w:numPr>
-        <w:spacing w:after="240"/>
+        <w:spacing w:after="240" w:line="276" w:lineRule="auto"/>
       </w:pPr>
       <w:r>
         <w:rPr>
@@ -707,7 +796,7 @@
     </w:p>
     <w:p>
       <w:r>
-        <w:pict w14:anchorId="646ABCD0">
+        <w:pict w14:anchorId="5D8AC3C5">
           <v:rect id="_x0000_i1027" style="width:0;height:1.5pt" o:hralign="center" o:hrstd="t" o:hr="t" fillcolor="#a0a0a0" stroked="f"/>
         </w:pict>
       </w:r>
@@ -734,51 +823,77 @@
       </w:pPr>
       <w:r>
         <w:rPr>
-          <w:b/>
-          <w:shd w:val="clear" w:color="auto" w:fill="B7B7B7"/>
-        </w:rPr>
-        <w:t># Source</w:t>
-      </w:r>
-      <w:r>
-        <w:rPr>
-          <w:shd w:val="clear" w:color="auto" w:fill="B7B7B7"/>
-        </w:rPr>
-        <w:t xml:space="preserve">: </w:t>
-      </w:r>
-      <w:r>
-        <w:rPr>
-          <w:b/>
-          <w:shd w:val="clear" w:color="auto" w:fill="B7B7B7"/>
-        </w:rPr>
-        <w:t xml:space="preserve">Chatgpt </w:t>
-      </w:r>
-      <w:r>
-        <w:rPr>
-          <w:b/>
-          <w:sz w:val="14"/>
-          <w:szCs w:val="14"/>
-          <w:shd w:val="clear" w:color="auto" w:fill="B7B7B7"/>
-        </w:rPr>
-        <w:t>(GPT</w:t>
-      </w:r>
-      <w:r>
-        <w:rPr>
-          <w:rFonts w:ascii="Cambria Math" w:hAnsi="Cambria Math" w:cs="Cambria Math"/>
-          <w:b/>
-          <w:sz w:val="14"/>
-          <w:szCs w:val="14"/>
-          <w:shd w:val="clear" w:color="auto" w:fill="B7B7B7"/>
+          <w:rFonts w:ascii="Arial" w:eastAsia="Arial" w:hAnsi="Arial" w:cs="Arial"/>
+          <w:b/>
+          <w:color w:val="000000"/>
+          <w:sz w:val="18"/>
+          <w:highlight w:val="lightGray"/>
+        </w:rPr>
+        <w:t># Source: AI Source: Provided by: [Data Path</w:t>
+      </w:r>
+      <w:r>
+        <w:rPr>
+          <w:rFonts w:ascii="Arial" w:eastAsia="Arial" w:hAnsi="Arial" w:cs="Arial"/>
+          <w:color w:val="000000"/>
+          <w:sz w:val="18"/>
+          <w:highlight w:val="lightGray"/>
+        </w:rPr>
+        <w:t xml:space="preserve">: Persons Table -&gt; ID Column: 1, Name_En Column: Motasem Essam] -&gt; </w:t>
+      </w:r>
+      <w:r>
+        <w:rPr>
+          <w:rFonts w:ascii="Arial" w:eastAsia="Arial" w:hAnsi="Arial" w:cs="Arial"/>
+          <w:b/>
+          <w:color w:val="000000"/>
+          <w:sz w:val="18"/>
+          <w:highlight w:val="lightGray"/>
+        </w:rPr>
+        <w:t>From:</w:t>
+      </w:r>
+      <w:r>
+        <w:rPr>
+          <w:rFonts w:ascii="Arial" w:eastAsia="Arial" w:hAnsi="Arial" w:cs="Arial"/>
+          <w:color w:val="000000"/>
+          <w:sz w:val="18"/>
+          <w:highlight w:val="lightGray"/>
+        </w:rPr>
+        <w:t xml:space="preserve"> [Chatgpt (GPT</w:t>
+      </w:r>
+      <w:r>
+        <w:rPr>
+          <w:rFonts w:ascii="Arial" w:eastAsia="Arial" w:hAnsi="Arial" w:cs="Cambria Math"/>
+          <w:color w:val="000000"/>
+          <w:sz w:val="18"/>
+          <w:highlight w:val="lightGray"/>
         </w:rPr>
         <w:t>‑</w:t>
       </w:r>
       <w:r>
         <w:rPr>
-          <w:b/>
-          <w:sz w:val="14"/>
-          <w:szCs w:val="14"/>
-          <w:shd w:val="clear" w:color="auto" w:fill="B7B7B7"/>
-        </w:rPr>
-        <w:t>5 Mini) at [8/16/2025]</w:t>
+          <w:rFonts w:ascii="Arial" w:eastAsia="Arial" w:hAnsi="Arial" w:cs="Arial"/>
+          <w:color w:val="000000"/>
+          <w:sz w:val="18"/>
+          <w:highlight w:val="lightGray"/>
+        </w:rPr>
+        <w:t xml:space="preserve">5 Mini)] </w:t>
+      </w:r>
+      <w:r>
+        <w:rPr>
+          <w:rFonts w:ascii="Arial" w:eastAsia="Arial" w:hAnsi="Arial" w:cs="Arial"/>
+          <w:b/>
+          <w:color w:val="000000"/>
+          <w:sz w:val="18"/>
+          <w:highlight w:val="lightGray"/>
+        </w:rPr>
+        <w:t>on</w:t>
+      </w:r>
+      <w:r>
+        <w:rPr>
+          <w:rFonts w:ascii="Arial" w:eastAsia="Arial" w:hAnsi="Arial"/>
+          <w:sz w:val="18"/>
+          <w:highlight w:val="lightGray"/>
+        </w:rPr>
+        <w:t xml:space="preserve"> [8/16/2025]</w:t>
       </w:r>
     </w:p>
     <w:p>
@@ -787,7 +902,7 @@
           <w:ilvl w:val="0"/>
           <w:numId w:val="3"/>
         </w:numPr>
-        <w:spacing w:before="240"/>
+        <w:spacing w:before="240" w:after="0" w:line="276" w:lineRule="auto"/>
       </w:pPr>
       <w:r>
         <w:rPr>
@@ -815,6 +930,7 @@
           <w:ilvl w:val="0"/>
           <w:numId w:val="3"/>
         </w:numPr>
+        <w:spacing w:after="0" w:line="276" w:lineRule="auto"/>
       </w:pPr>
       <w:r>
         <w:rPr>
@@ -842,6 +958,7 @@
           <w:ilvl w:val="0"/>
           <w:numId w:val="3"/>
         </w:numPr>
+        <w:spacing w:after="0" w:line="276" w:lineRule="auto"/>
       </w:pPr>
       <w:r>
         <w:rPr>
@@ -869,7 +986,7 @@
           <w:ilvl w:val="0"/>
           <w:numId w:val="3"/>
         </w:numPr>
-        <w:spacing w:after="240"/>
+        <w:spacing w:after="240" w:line="276" w:lineRule="auto"/>
       </w:pPr>
       <w:r>
         <w:rPr>
@@ -890,7 +1007,7 @@
     </w:p>
     <w:p>
       <w:r>
-        <w:pict w14:anchorId="6DDA58AB">
+        <w:pict w14:anchorId="2F8539EE">
           <v:rect id="_x0000_i1028" style="width:0;height:1.5pt" o:hralign="center" o:hrstd="t" o:hr="t" fillcolor="#a0a0a0" stroked="f"/>
         </w:pict>
       </w:r>
@@ -905,7 +1022,6 @@
       <w:bookmarkStart w:id="5" w:name="_inl1y7und6vb" w:colFirst="0" w:colLast="0"/>
       <w:bookmarkEnd w:id="5"/>
       <w:r>
-        <w:lastRenderedPageBreak/>
         <w:t>⚠️ Limitations:</w:t>
       </w:r>
     </w:p>
@@ -915,51 +1031,77 @@
       </w:pPr>
       <w:r>
         <w:rPr>
-          <w:b/>
-          <w:shd w:val="clear" w:color="auto" w:fill="B7B7B7"/>
-        </w:rPr>
-        <w:t># Source</w:t>
-      </w:r>
-      <w:r>
-        <w:rPr>
-          <w:shd w:val="clear" w:color="auto" w:fill="B7B7B7"/>
-        </w:rPr>
-        <w:t xml:space="preserve">: </w:t>
-      </w:r>
-      <w:r>
-        <w:rPr>
-          <w:b/>
-          <w:shd w:val="clear" w:color="auto" w:fill="B7B7B7"/>
-        </w:rPr>
-        <w:t xml:space="preserve">Chatgpt </w:t>
-      </w:r>
-      <w:r>
-        <w:rPr>
-          <w:b/>
-          <w:sz w:val="14"/>
-          <w:szCs w:val="14"/>
-          <w:shd w:val="clear" w:color="auto" w:fill="B7B7B7"/>
-        </w:rPr>
-        <w:t>(GPT</w:t>
-      </w:r>
-      <w:r>
-        <w:rPr>
-          <w:rFonts w:ascii="Cambria Math" w:hAnsi="Cambria Math" w:cs="Cambria Math"/>
-          <w:b/>
-          <w:sz w:val="14"/>
-          <w:szCs w:val="14"/>
-          <w:shd w:val="clear" w:color="auto" w:fill="B7B7B7"/>
+          <w:rFonts w:ascii="Arial" w:eastAsia="Arial" w:hAnsi="Arial" w:cs="Arial"/>
+          <w:b/>
+          <w:color w:val="000000"/>
+          <w:sz w:val="18"/>
+          <w:highlight w:val="lightGray"/>
+        </w:rPr>
+        <w:t># Source: AI Source: Provided by: [Data Path</w:t>
+      </w:r>
+      <w:r>
+        <w:rPr>
+          <w:rFonts w:ascii="Arial" w:eastAsia="Arial" w:hAnsi="Arial" w:cs="Arial"/>
+          <w:color w:val="000000"/>
+          <w:sz w:val="18"/>
+          <w:highlight w:val="lightGray"/>
+        </w:rPr>
+        <w:t xml:space="preserve">: Persons Table -&gt; ID Column: 1, Name_En Column: Motasem Essam] -&gt; </w:t>
+      </w:r>
+      <w:r>
+        <w:rPr>
+          <w:rFonts w:ascii="Arial" w:eastAsia="Arial" w:hAnsi="Arial" w:cs="Arial"/>
+          <w:b/>
+          <w:color w:val="000000"/>
+          <w:sz w:val="18"/>
+          <w:highlight w:val="lightGray"/>
+        </w:rPr>
+        <w:t>From:</w:t>
+      </w:r>
+      <w:r>
+        <w:rPr>
+          <w:rFonts w:ascii="Arial" w:eastAsia="Arial" w:hAnsi="Arial" w:cs="Arial"/>
+          <w:color w:val="000000"/>
+          <w:sz w:val="18"/>
+          <w:highlight w:val="lightGray"/>
+        </w:rPr>
+        <w:t xml:space="preserve"> [Chatgpt (GPT</w:t>
+      </w:r>
+      <w:r>
+        <w:rPr>
+          <w:rFonts w:ascii="Arial" w:eastAsia="Arial" w:hAnsi="Arial" w:cs="Cambria Math"/>
+          <w:color w:val="000000"/>
+          <w:sz w:val="18"/>
+          <w:highlight w:val="lightGray"/>
         </w:rPr>
         <w:t>‑</w:t>
       </w:r>
       <w:r>
         <w:rPr>
-          <w:b/>
-          <w:sz w:val="14"/>
-          <w:szCs w:val="14"/>
-          <w:shd w:val="clear" w:color="auto" w:fill="B7B7B7"/>
-        </w:rPr>
-        <w:t>5 Mini) at [8/16/2025]</w:t>
+          <w:rFonts w:ascii="Arial" w:eastAsia="Arial" w:hAnsi="Arial" w:cs="Arial"/>
+          <w:color w:val="000000"/>
+          <w:sz w:val="18"/>
+          <w:highlight w:val="lightGray"/>
+        </w:rPr>
+        <w:t xml:space="preserve">5 Mini)] </w:t>
+      </w:r>
+      <w:r>
+        <w:rPr>
+          <w:rFonts w:ascii="Arial" w:eastAsia="Arial" w:hAnsi="Arial" w:cs="Arial"/>
+          <w:b/>
+          <w:color w:val="000000"/>
+          <w:sz w:val="18"/>
+          <w:highlight w:val="lightGray"/>
+        </w:rPr>
+        <w:t>on</w:t>
+      </w:r>
+      <w:r>
+        <w:rPr>
+          <w:rFonts w:ascii="Arial" w:eastAsia="Arial" w:hAnsi="Arial"/>
+          <w:sz w:val="18"/>
+          <w:highlight w:val="lightGray"/>
+        </w:rPr>
+        <w:t xml:space="preserve"> [8/16/2025]</w:t>
       </w:r>
     </w:p>
     <w:p>
@@ -968,7 +1110,7 @@
           <w:ilvl w:val="0"/>
           <w:numId w:val="4"/>
         </w:numPr>
-        <w:spacing w:before="240"/>
+        <w:spacing w:before="240" w:after="0" w:line="276" w:lineRule="auto"/>
       </w:pPr>
       <w:r>
         <w:rPr>
@@ -1002,6 +1144,7 @@
           <w:ilvl w:val="0"/>
           <w:numId w:val="4"/>
         </w:numPr>
+        <w:spacing w:after="0" w:line="276" w:lineRule="auto"/>
       </w:pPr>
       <w:r>
         <w:rPr>
@@ -1035,7 +1178,7 @@
           <w:ilvl w:val="0"/>
           <w:numId w:val="4"/>
         </w:numPr>
-        <w:spacing w:after="240"/>
+        <w:spacing w:after="240" w:line="276" w:lineRule="auto"/>
       </w:pPr>
       <w:r>
         <w:rPr>
@@ -1065,7 +1208,7 @@
     </w:p>
     <w:p>
       <w:r>
-        <w:pict w14:anchorId="6C88818B">
+        <w:pict w14:anchorId="250C1F60">
           <v:rect id="_x0000_i1029" style="width:0;height:1.5pt" o:hralign="center" o:hrstd="t" o:hr="t" fillcolor="#a0a0a0" stroked="f"/>
         </w:pict>
       </w:r>
@@ -1101,18 +1244,19 @@
     </w:p>
     <w:p>
       <w:r>
-        <w:pict w14:anchorId="4BDEA137">
+        <w:pict w14:anchorId="5D1C7D64">
           <v:rect id="_x0000_i1030" style="width:0;height:1.5pt" o:hralign="center" o:hrstd="t" o:hr="t" fillcolor="#a0a0a0" stroked="f"/>
         </w:pict>
       </w:r>
     </w:p>
+    <w:p/>
     <w:p/>
     <w:p/>
     <w:sectPr>
       <w:pgSz w:w="12240" w:h="15840"/>
       <w:pgMar w:top="1440" w:right="1440" w:bottom="1440" w:left="1440" w:header="720" w:footer="720" w:gutter="0"/>
-      <w:pgNumType w:start="1"/>
       <w:cols w:space="720"/>
+      <w:docGrid w:linePitch="360"/>
     </w:sectPr>
   </w:body>
 </w:document>
@@ -1987,18 +2131,6 @@
   <w:style w:type="paragraph" w:default="1" w:styleId="Normal">
     <w:name w:val="Normal"/>
     <w:qFormat/>
-    <w:rsid w:val="00740F13"/>
-    <w:pPr>
-      <w:spacing w:after="0" w:line="276" w:lineRule="auto"/>
-    </w:pPr>
-    <w:rPr>
-      <w:rFonts w:ascii="Arial" w:eastAsia="Arial" w:hAnsi="Arial" w:cs="Arial"/>
-      <w:kern w:val="0"/>
-      <w:sz w:val="22"/>
-      <w:szCs w:val="22"/>
-      <w:lang w:val="en"/>
-      <w14:ligatures w14:val="none"/>
-    </w:rPr>
   </w:style>
   <w:style w:type="paragraph" w:styleId="Heading1">
     <w:name w:val="heading 1"/>
@@ -2007,7 +2139,7 @@
     <w:link w:val="Heading1Char"/>
     <w:uiPriority w:val="9"/>
     <w:qFormat/>
-    <w:rsid w:val="00C54FFE"/>
+    <w:rsid w:val="007448CB"/>
     <w:pPr>
       <w:keepNext/>
       <w:keepLines/>
@@ -2029,7 +2161,7 @@
     <w:uiPriority w:val="9"/>
     <w:unhideWhenUsed/>
     <w:qFormat/>
-    <w:rsid w:val="00C54FFE"/>
+    <w:rsid w:val="007448CB"/>
     <w:pPr>
       <w:keepNext/>
       <w:keepLines/>
@@ -2052,7 +2184,7 @@
     <w:semiHidden/>
     <w:unhideWhenUsed/>
     <w:qFormat/>
-    <w:rsid w:val="00C54FFE"/>
+    <w:rsid w:val="007448CB"/>
     <w:pPr>
       <w:keepNext/>
       <w:keepLines/>
@@ -2075,7 +2207,7 @@
     <w:semiHidden/>
     <w:unhideWhenUsed/>
     <w:qFormat/>
-    <w:rsid w:val="00C54FFE"/>
+    <w:rsid w:val="007448CB"/>
     <w:pPr>
       <w:keepNext/>
       <w:keepLines/>
@@ -2098,7 +2230,7 @@
     <w:semiHidden/>
     <w:unhideWhenUsed/>
     <w:qFormat/>
-    <w:rsid w:val="00C54FFE"/>
+    <w:rsid w:val="007448CB"/>
     <w:pPr>
       <w:keepNext/>
       <w:keepLines/>
@@ -2119,11 +2251,11 @@
     <w:semiHidden/>
     <w:unhideWhenUsed/>
     <w:qFormat/>
-    <w:rsid w:val="00C54FFE"/>
+    <w:rsid w:val="007448CB"/>
     <w:pPr>
       <w:keepNext/>
       <w:keepLines/>
-      <w:spacing w:before="40"/>
+      <w:spacing w:before="40" w:after="0"/>
       <w:outlineLvl w:val="5"/>
     </w:pPr>
     <w:rPr>
@@ -2142,11 +2274,11 @@
     <w:semiHidden/>
     <w:unhideWhenUsed/>
     <w:qFormat/>
-    <w:rsid w:val="00C54FFE"/>
+    <w:rsid w:val="007448CB"/>
     <w:pPr>
       <w:keepNext/>
       <w:keepLines/>
-      <w:spacing w:before="40"/>
+      <w:spacing w:before="40" w:after="0"/>
       <w:outlineLvl w:val="6"/>
     </w:pPr>
     <w:rPr>
@@ -2163,10 +2295,11 @@
     <w:semiHidden/>
     <w:unhideWhenUsed/>
     <w:qFormat/>
-    <w:rsid w:val="00C54FFE"/>
+    <w:rsid w:val="007448CB"/>
     <w:pPr>
       <w:keepNext/>
       <w:keepLines/>
+      <w:spacing w:after="0"/>
       <w:outlineLvl w:val="7"/>
     </w:pPr>
     <w:rPr>
@@ -2185,10 +2318,11 @@
     <w:semiHidden/>
     <w:unhideWhenUsed/>
     <w:qFormat/>
-    <w:rsid w:val="00C54FFE"/>
+    <w:rsid w:val="007448CB"/>
     <w:pPr>
       <w:keepNext/>
       <w:keepLines/>
+      <w:spacing w:after="0"/>
       <w:outlineLvl w:val="8"/>
     </w:pPr>
     <w:rPr>
@@ -2228,7 +2362,7 @@
     <w:basedOn w:val="DefaultParagraphFont"/>
     <w:link w:val="Heading1"/>
     <w:uiPriority w:val="9"/>
-    <w:rsid w:val="00C54FFE"/>
+    <w:rsid w:val="007448CB"/>
     <w:rPr>
       <w:rFonts w:asciiTheme="majorHAnsi" w:eastAsiaTheme="majorEastAsia" w:hAnsiTheme="majorHAnsi" w:cstheme="majorBidi"/>
       <w:color w:val="2F5496" w:themeColor="accent1" w:themeShade="BF"/>
@@ -2241,7 +2375,7 @@
     <w:basedOn w:val="DefaultParagraphFont"/>
     <w:link w:val="Heading2"/>
     <w:uiPriority w:val="9"/>
-    <w:rsid w:val="00C54FFE"/>
+    <w:rsid w:val="007448CB"/>
     <w:rPr>
       <w:rFonts w:asciiTheme="majorHAnsi" w:eastAsiaTheme="majorEastAsia" w:hAnsiTheme="majorHAnsi" w:cstheme="majorBidi"/>
       <w:color w:val="2F5496" w:themeColor="accent1" w:themeShade="BF"/>
@@ -2255,7 +2389,7 @@
     <w:link w:val="Heading3"/>
     <w:uiPriority w:val="9"/>
     <w:semiHidden/>
-    <w:rsid w:val="00C54FFE"/>
+    <w:rsid w:val="007448CB"/>
     <w:rPr>
       <w:rFonts w:eastAsiaTheme="majorEastAsia" w:cstheme="majorBidi"/>
       <w:color w:val="2F5496" w:themeColor="accent1" w:themeShade="BF"/>
@@ -2269,7 +2403,7 @@
     <w:link w:val="Heading4"/>
     <w:uiPriority w:val="9"/>
     <w:semiHidden/>
-    <w:rsid w:val="00C54FFE"/>
+    <w:rsid w:val="007448CB"/>
     <w:rPr>
       <w:rFonts w:eastAsiaTheme="majorEastAsia" w:cstheme="majorBidi"/>
       <w:i/>
@@ -2283,7 +2417,7 @@
     <w:link w:val="Heading5"/>
     <w:uiPriority w:val="9"/>
     <w:semiHidden/>
-    <w:rsid w:val="00C54FFE"/>
+    <w:rsid w:val="007448CB"/>
     <w:rPr>
       <w:rFonts w:eastAsiaTheme="majorEastAsia" w:cstheme="majorBidi"/>
       <w:color w:val="2F5496" w:themeColor="accent1" w:themeShade="BF"/>
@@ -2295,7 +2429,7 @@
     <w:link w:val="Heading6"/>
     <w:uiPriority w:val="9"/>
     <w:semiHidden/>
-    <w:rsid w:val="00C54FFE"/>
+    <w:rsid w:val="007448CB"/>
     <w:rPr>
       <w:rFonts w:eastAsiaTheme="majorEastAsia" w:cstheme="majorBidi"/>
       <w:i/>
@@ -2309,7 +2443,7 @@
     <w:link w:val="Heading7"/>
     <w:uiPriority w:val="9"/>
     <w:semiHidden/>
-    <w:rsid w:val="00C54FFE"/>
+    <w:rsid w:val="007448CB"/>
     <w:rPr>
       <w:rFonts w:eastAsiaTheme="majorEastAsia" w:cstheme="majorBidi"/>
       <w:color w:val="595959" w:themeColor="text1" w:themeTint="A6"/>
@@ -2321,7 +2455,7 @@
     <w:link w:val="Heading8"/>
     <w:uiPriority w:val="9"/>
     <w:semiHidden/>
-    <w:rsid w:val="00C54FFE"/>
+    <w:rsid w:val="007448CB"/>
     <w:rPr>
       <w:rFonts w:eastAsiaTheme="majorEastAsia" w:cstheme="majorBidi"/>
       <w:i/>
@@ -2335,7 +2469,7 @@
     <w:link w:val="Heading9"/>
     <w:uiPriority w:val="9"/>
     <w:semiHidden/>
-    <w:rsid w:val="00C54FFE"/>
+    <w:rsid w:val="007448CB"/>
     <w:rPr>
       <w:rFonts w:eastAsiaTheme="majorEastAsia" w:cstheme="majorBidi"/>
       <w:color w:val="272727" w:themeColor="text1" w:themeTint="D8"/>
@@ -2348,7 +2482,7 @@
     <w:link w:val="TitleChar"/>
     <w:uiPriority w:val="10"/>
     <w:qFormat/>
-    <w:rsid w:val="00C54FFE"/>
+    <w:rsid w:val="007448CB"/>
     <w:pPr>
       <w:spacing w:after="80" w:line="240" w:lineRule="auto"/>
       <w:contextualSpacing/>
@@ -2366,7 +2500,7 @@
     <w:basedOn w:val="DefaultParagraphFont"/>
     <w:link w:val="Title"/>
     <w:uiPriority w:val="10"/>
-    <w:rsid w:val="00C54FFE"/>
+    <w:rsid w:val="007448CB"/>
     <w:rPr>
       <w:rFonts w:asciiTheme="majorHAnsi" w:eastAsiaTheme="majorEastAsia" w:hAnsiTheme="majorHAnsi" w:cstheme="majorBidi"/>
       <w:spacing w:val="-10"/>
@@ -2382,7 +2516,7 @@
     <w:link w:val="SubtitleChar"/>
     <w:uiPriority w:val="11"/>
     <w:qFormat/>
-    <w:rsid w:val="00C54FFE"/>
+    <w:rsid w:val="007448CB"/>
     <w:pPr>
       <w:numPr>
         <w:ilvl w:val="1"/>
@@ -2401,7 +2535,7 @@
     <w:basedOn w:val="DefaultParagraphFont"/>
     <w:link w:val="Subtitle"/>
     <w:uiPriority w:val="11"/>
-    <w:rsid w:val="00C54FFE"/>
+    <w:rsid w:val="007448CB"/>
     <w:rPr>
       <w:rFonts w:eastAsiaTheme="majorEastAsia" w:cstheme="majorBidi"/>
       <w:color w:val="595959" w:themeColor="text1" w:themeTint="A6"/>
@@ -2417,7 +2551,7 @@
     <w:link w:val="QuoteChar"/>
     <w:uiPriority w:val="29"/>
     <w:qFormat/>
-    <w:rsid w:val="00C54FFE"/>
+    <w:rsid w:val="007448CB"/>
     <w:pPr>
       <w:spacing w:before="160"/>
       <w:jc w:val="center"/>
@@ -2433,7 +2567,7 @@
     <w:basedOn w:val="DefaultParagraphFont"/>
     <w:link w:val="Quote"/>
     <w:uiPriority w:val="29"/>
-    <w:rsid w:val="00C54FFE"/>
+    <w:rsid w:val="007448CB"/>
     <w:rPr>
       <w:i/>
       <w:iCs/>
@@ -2445,7 +2579,7 @@
     <w:basedOn w:val="Normal"/>
     <w:uiPriority w:val="34"/>
     <w:qFormat/>
-    <w:rsid w:val="00C54FFE"/>
+    <w:rsid w:val="007448CB"/>
     <w:pPr>
       <w:ind w:left="720"/>
       <w:contextualSpacing/>
@@ -2456,7 +2590,7 @@
     <w:basedOn w:val="DefaultParagraphFont"/>
     <w:uiPriority w:val="21"/>
     <w:qFormat/>
-    <w:rsid w:val="00C54FFE"/>
+    <w:rsid w:val="007448CB"/>
     <w:rPr>
       <w:i/>
       <w:iCs/>
@@ -2470,7 +2604,7 @@
     <w:link w:val="IntenseQuoteChar"/>
     <w:uiPriority w:val="30"/>
     <w:qFormat/>
-    <w:rsid w:val="00C54FFE"/>
+    <w:rsid w:val="007448CB"/>
     <w:pPr>
       <w:pBdr>
         <w:top w:val="single" w:sz="4" w:space="10" w:color="2F5496" w:themeColor="accent1" w:themeShade="BF"/>
@@ -2491,7 +2625,7 @@
     <w:basedOn w:val="DefaultParagraphFont"/>
     <w:link w:val="IntenseQuote"/>
     <w:uiPriority w:val="30"/>
-    <w:rsid w:val="00C54FFE"/>
+    <w:rsid w:val="007448CB"/>
     <w:rPr>
       <w:i/>
       <w:iCs/>
@@ -2503,7 +2637,7 @@
     <w:basedOn w:val="DefaultParagraphFont"/>
     <w:uiPriority w:val="32"/>
     <w:qFormat/>
-    <w:rsid w:val="00C54FFE"/>
+    <w:rsid w:val="007448CB"/>
     <w:rPr>
       <w:b/>
       <w:bCs/>
